--- a/Sem 5/Analog & Digital Communication/ADC Labs/Lab 02.docx
+++ b/Sem 5/Analog & Digital Communication/ADC Labs/Lab 02.docx
@@ -35,6 +35,12 @@
           <w:u w:val="single"/>
         </w:rPr>
         <w:t xml:space="preserve"> </w:t>
+      </w:r>
+      <w:r>
+        <w:rPr>
+          <w:u w:val="single"/>
+        </w:rPr>
+        <w:t>SUALEH ABBAS &amp; BURAIRA HAIDER</w:t>
       </w:r>
       <w:r>
         <w:rPr>
@@ -365,7 +371,7 @@
                     <pic:cNvPicPr/>
                   </pic:nvPicPr>
                   <pic:blipFill>
-                    <a:blip r:embed="rId10">
+                    <a:blip r:embed="rId11">
                       <a:extLst>
                         <a:ext uri="{28A0092B-C50C-407E-A947-70E740481C1C}">
                           <a14:useLocalDpi xmlns:a14="http://schemas.microsoft.com/office/drawing/2010/main" val="0"/>
@@ -572,7 +578,7 @@
                     <pic:cNvPicPr/>
                   </pic:nvPicPr>
                   <pic:blipFill rotWithShape="1">
-                    <a:blip r:embed="rId11">
+                    <a:blip r:embed="rId12">
                       <a:extLst>
                         <a:ext uri="{28A0092B-C50C-407E-A947-70E740481C1C}">
                           <a14:useLocalDpi xmlns:a14="http://schemas.microsoft.com/office/drawing/2010/main" val="0"/>
@@ -3350,7 +3356,7 @@
                     <pic:cNvPicPr/>
                   </pic:nvPicPr>
                   <pic:blipFill rotWithShape="1">
-                    <a:blip r:embed="rId12">
+                    <a:blip r:embed="rId13">
                       <a:extLst>
                         <a:ext uri="{28A0092B-C50C-407E-A947-70E740481C1C}">
                           <a14:useLocalDpi xmlns:a14="http://schemas.microsoft.com/office/drawing/2010/main" val="0"/>
@@ -4615,7 +4621,7 @@
                     <pic:cNvPicPr/>
                   </pic:nvPicPr>
                   <pic:blipFill rotWithShape="1">
-                    <a:blip r:embed="rId13">
+                    <a:blip r:embed="rId14">
                       <a:extLst>
                         <a:ext uri="{28A0092B-C50C-407E-A947-70E740481C1C}">
                           <a14:useLocalDpi xmlns:a14="http://schemas.microsoft.com/office/drawing/2010/main" val="0"/>
@@ -5636,8 +5642,8 @@
           <w:color w:val="auto"/>
         </w:rPr>
         <w:sectPr>
-          <w:headerReference w:type="default" r:id="rId14"/>
-          <w:footerReference w:type="default" r:id="rId15"/>
+          <w:headerReference w:type="default" r:id="rId15"/>
+          <w:footerReference w:type="default" r:id="rId16"/>
           <w:pgSz w:w="12240" w:h="15840"/>
           <w:pgMar w:top="760" w:right="600" w:bottom="1220" w:left="680" w:header="0" w:footer="1036" w:gutter="0"/>
           <w:pgBorders w:offsetFrom="page">
@@ -6252,8 +6258,17 @@
                 <w:rFonts w:eastAsiaTheme="minorHAnsi"/>
                 <w:lang w:bidi="ar-SA"/>
               </w:rPr>
-              <w:t>0.1 uF</w:t>
-            </w:r>
+              <w:t xml:space="preserve">0.1 </w:t>
+            </w:r>
+            <w:proofErr w:type="spellStart"/>
+            <w:r>
+              <w:rPr>
+                <w:rFonts w:eastAsiaTheme="minorHAnsi"/>
+                <w:lang w:bidi="ar-SA"/>
+              </w:rPr>
+              <w:t>uF</w:t>
+            </w:r>
+            <w:proofErr w:type="spellEnd"/>
           </w:p>
         </w:tc>
         <w:tc>
@@ -6584,7 +6599,7 @@
                     <pic:cNvPicPr/>
                   </pic:nvPicPr>
                   <pic:blipFill>
-                    <a:blip r:embed="rId16">
+                    <a:blip r:embed="rId17">
                       <a:extLst>
                         <a:ext uri="{28A0092B-C50C-407E-A947-70E740481C1C}">
                           <a14:useLocalDpi xmlns:a14="http://schemas.microsoft.com/office/drawing/2010/main" val="0"/>
@@ -6961,7 +6976,15 @@
         <w:t>sinusoidal signal of frequency 1</w:t>
       </w:r>
       <w:r>
-        <w:t xml:space="preserve">00 KHz and </w:t>
+        <w:t xml:space="preserve">00 </w:t>
+      </w:r>
+      <w:proofErr w:type="spellStart"/>
+      <w:r>
+        <w:t>KHz</w:t>
+      </w:r>
+      <w:proofErr w:type="spellEnd"/>
+      <w:r>
+        <w:t xml:space="preserve"> and </w:t>
       </w:r>
       <w:r>
         <w:t>100m</w:t>
@@ -7013,7 +7036,15 @@
         <w:spacing w:before="8"/>
       </w:pPr>
       <w:r>
-        <w:t xml:space="preserve">Apply a sinusoidal signal of frequency 1 KHz and </w:t>
+        <w:t xml:space="preserve">Apply a sinusoidal signal of frequency 1 </w:t>
+      </w:r>
+      <w:proofErr w:type="spellStart"/>
+      <w:r>
+        <w:t>KHz</w:t>
+      </w:r>
+      <w:proofErr w:type="spellEnd"/>
+      <w:r>
+        <w:t xml:space="preserve"> and </w:t>
       </w:r>
       <w:r>
         <w:t>5</w:t>
@@ -7025,13 +7056,27 @@
         <w:rPr>
           <w:position w:val="-2"/>
         </w:rPr>
-        <w:t>p-p</w:t>
-      </w:r>
+        <w:t>p-</w:t>
+      </w:r>
+      <w:proofErr w:type="gramStart"/>
       <w:r>
         <w:rPr>
           <w:position w:val="-2"/>
         </w:rPr>
-        <w:t>(set by default in FG)</w:t>
+        <w:t>p</w:t>
+      </w:r>
+      <w:r>
+        <w:rPr>
+          <w:position w:val="-2"/>
+        </w:rPr>
+        <w:t>(</w:t>
+      </w:r>
+      <w:proofErr w:type="gramEnd"/>
+      <w:r>
+        <w:rPr>
+          <w:position w:val="-2"/>
+        </w:rPr>
+        <w:t>set by default in FG)</w:t>
       </w:r>
       <w:r>
         <w:rPr>
@@ -7250,16 +7295,57 @@
               <w:pStyle w:val="ListParagraph"/>
               <w:ind w:left="0" w:firstLine="0"/>
             </w:pPr>
+            <w:r>
+              <w:lastRenderedPageBreak/>
+              <w:t>u= (Emax-Emin)/(</w:t>
+            </w:r>
+            <w:proofErr w:type="spellStart"/>
+            <w:r>
+              <w:t>Emax+Emin</w:t>
+            </w:r>
+            <w:proofErr w:type="spellEnd"/>
+            <w:r>
+              <w:t xml:space="preserve">) = </w:t>
+            </w:r>
+            <w:r>
+              <w:t>(1.34-0.33)</w:t>
+            </w:r>
+            <w:proofErr w:type="gramStart"/>
+            <w:r>
+              <w:t>/(</w:t>
+            </w:r>
+            <w:proofErr w:type="gramEnd"/>
+            <w:r>
+              <w:t xml:space="preserve">1.34+0.33) = </w:t>
+            </w:r>
+            <w:r>
+              <w:t>0.60</w:t>
+            </w:r>
+          </w:p>
+          <w:p>
+            <w:pPr>
+              <w:pStyle w:val="ListParagraph"/>
+              <w:ind w:left="0" w:firstLine="0"/>
+            </w:pPr>
+          </w:p>
+          <w:p>
+            <w:pPr>
+              <w:pStyle w:val="ListParagraph"/>
+              <w:ind w:left="0" w:firstLine="0"/>
+            </w:pPr>
+            <w:proofErr w:type="gramStart"/>
+            <w:r>
+              <w:t>So</w:t>
+            </w:r>
+            <w:proofErr w:type="gramEnd"/>
+            <w:r>
+              <w:t xml:space="preserve"> modulation index is 60.47%</w:t>
+            </w:r>
           </w:p>
         </w:tc>
       </w:tr>
     </w:tbl>
-    <w:p>
-      <w:pPr>
-        <w:pStyle w:val="ListParagraph"/>
-        <w:ind w:left="1800" w:firstLine="0"/>
-      </w:pPr>
-    </w:p>
+    <w:p/>
     <w:p>
       <w:pPr>
         <w:tabs>
@@ -7268,325 +7354,85 @@
         <w:spacing w:before="8"/>
         <w:jc w:val="center"/>
         <w:rPr>
-          <w:spacing w:val="-20"/>
+          <w:b/>
+          <w:i/>
+          <w:sz w:val="24"/>
         </w:rPr>
       </w:pPr>
       <w:r>
         <w:rPr>
           <w:noProof/>
         </w:rPr>
-        <w:pict w14:anchorId="5DB6C2B2">
-          <v:rect id="Ink 62" o:spid="_x0000_s2092" style="position:absolute;left:0;text-align:left;margin-left:119.3pt;margin-top:25.65pt;width:2.4pt;height:18.9pt;z-index:251708416;visibility:visible;mso-wrap-style:square;mso-wrap-distance-left:9pt;mso-wrap-distance-top:0;mso-wrap-distance-right:9pt;mso-wrap-distance-bottom:0;mso-position-horizontal:absolute;mso-position-horizontal-relative:text;mso-position-vertical:absolute;mso-position-vertical-relative:text" coordorigin="1,1" coordsize="48,631" filled="f" strokecolor="#e71224" strokeweight=".35mm">
+        <w:pict w14:anchorId="42710825">
+          <v:rect id="Ink 24" o:spid="_x0000_s2075" style="position:absolute;left:0;text-align:left;margin-left:185pt;margin-top:138.35pt;width:3.3pt;height:6.95pt;z-index:251668480;visibility:visible;mso-wrap-style:square;mso-width-percent:0;mso-height-percent:0;mso-wrap-distance-left:9pt;mso-wrap-distance-top:0;mso-wrap-distance-right:9pt;mso-wrap-distance-bottom:0;mso-position-horizontal:absolute;mso-position-horizontal-relative:text;mso-position-vertical:absolute;mso-position-vertical-relative:text;mso-width-percent:0;mso-height-percent:0;mso-width-relative:margin;mso-height-relative:margin" filled="f" strokecolor="#e71224" strokeweight=".35mm">
             <v:stroke endcap="round"/>
             <v:path shadowok="f" o:extrusionok="f" fillok="f" insetpenok="f"/>
-            <o:lock v:ext="edit" rotation="t" text="t"/>
-            <o:ink i="AJsBHQIKQAEQWM9UiuaXxU+PBvi60uGbIgMLSBBE56WQAUUjRiMFAzgLZBkjMgqBx///D4DH//8P&#10;MwqBx///D4DH//8POAkA/v8DAAAAAAAKMQqDiYhDpxwAh4Bw+nDtwCAoDIo7Dof1c+ern3DaAwBA&#10;eTf8OaoKP0AiT0IWk8WgO6AKGQIHYMALTuncEF//QAAKABEg+NgbQ1o83QE=&#10;" annotation="t"/>
-          </v:rect>
-        </w:pict>
-      </w:r>
-      <w:r>
-        <w:rPr>
-          <w:noProof/>
-        </w:rPr>
-        <w:pict w14:anchorId="1B26640D">
-          <v:rect id="Ink 59" o:spid="_x0000_s2091" style="position:absolute;left:0;text-align:left;margin-left:112.5pt;margin-top:21.7pt;width:89.15pt;height:1.75pt;z-index:251705344;visibility:visible;mso-wrap-style:square;mso-width-percent:0;mso-height-percent:0;mso-wrap-distance-left:9pt;mso-wrap-distance-top:0;mso-wrap-distance-right:9pt;mso-wrap-distance-bottom:0;mso-position-horizontal:absolute;mso-position-horizontal-relative:text;mso-position-vertical:absolute;mso-position-vertical-relative:text;mso-width-percent:0;mso-height-percent:0;mso-width-relative:margin;mso-height-relative:margin" coordorigin=",162" coordsize="3112,1" filled="f" strokecolor="#e71224" strokeweight=".35mm">
-            <v:stroke endcap="round"/>
-            <v:path shadowok="f" o:extrusionok="f" fillok="f" insetpenok="f"/>
-            <o:lock v:ext="edit" rotation="t" text="t"/>
-            <o:ink i="AGsdA6oCBAEQWM9UiuaXxU+PBvi60uGbIgMLSBBE56WQAUUjRiMFAzgLZBkjMgqBx///D4DH//8P&#10;MwqBx///D4DH//8POAkA/v8DAAAAAAAKGwINYTgAAAlRKIAQXspeygoAESDA6RxBWjzdAT==&#10;" annotation="t"/>
-          </v:rect>
-        </w:pict>
-      </w:r>
-      <w:r>
-        <w:rPr>
-          <w:noProof/>
-        </w:rPr>
-        <w:pict w14:anchorId="57960CCD">
-          <v:rect id="Ink 57" o:spid="_x0000_s2090" style="position:absolute;left:0;text-align:left;margin-left:155pt;margin-top:15.15pt;width:104.35pt;height:69.1pt;z-index:251703296;visibility:visible;mso-wrap-style:square;mso-wrap-distance-left:9pt;mso-wrap-distance-top:0;mso-wrap-distance-right:9pt;mso-wrap-distance-bottom:0;mso-position-horizontal:absolute;mso-position-horizontal-relative:text;mso-position-vertical:absolute;mso-position-vertical-relative:text" coordsize="3649,2406" filled="f" strokecolor="#e71224" strokeweight=".35mm">
-            <v:stroke endcap="round"/>
-            <v:path shadowok="f" o:extrusionok="f" fillok="f" insetpenok="f"/>
-            <o:lock v:ext="edit" rotation="t" text="t"/>
-            <o:ink i="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" annotation="t"/>
-          </v:rect>
-        </w:pict>
-      </w:r>
-      <w:r>
-        <w:rPr>
-          <w:noProof/>
-        </w:rPr>
-        <w:pict w14:anchorId="3E2424ED">
-          <v:rect id="Ink 54" o:spid="_x0000_s2089" style="position:absolute;left:0;text-align:left;margin-left:109pt;margin-top:85.2pt;width:148.1pt;height:1.75pt;z-index:251700224;visibility:visible;mso-wrap-style:square;mso-width-percent:0;mso-height-percent:0;mso-wrap-distance-left:9pt;mso-wrap-distance-top:0;mso-wrap-distance-right:9pt;mso-wrap-distance-bottom:0;mso-position-horizontal:absolute;mso-position-horizontal-relative:text;mso-position-vertical:absolute;mso-position-vertical-relative:text;mso-width-percent:0;mso-height-percent:0;mso-width-relative:margin;mso-height-relative:margin" coordorigin="1,82" coordsize="5188,1" filled="f" strokecolor="#e71224" strokeweight=".35mm">
-            <v:stroke endcap="round"/>
-            <v:path shadowok="f" o:extrusionok="f" fillok="f" insetpenok="f"/>
-            <o:lock v:ext="edit" rotation="t" text="t"/>
-            <o:ink i="AGodA+4DBAEQWM9UiuaXxU+PBvi60uGbIgMLSBBE56WQAUUjRiMFAzgLZBkjMgqBx///D4DH//8P&#10;MwqBx///D4DH//8POAkA/v8DAAAAAAAKGgIOAAVEQAhSUhBc9lz2CgARIABbVP5ZPN0B&#10;" annotation="t"/>
-          </v:rect>
-        </w:pict>
-      </w:r>
-      <w:r>
-        <w:rPr>
-          <w:noProof/>
-        </w:rPr>
-        <w:pict w14:anchorId="1047FFCE">
-          <v:rect id="Ink 52" o:spid="_x0000_s2088" style="position:absolute;left:0;text-align:left;margin-left:267.75pt;margin-top:38.45pt;width:42.9pt;height:22.2pt;z-index:251698176;visibility:visible;mso-wrap-style:square;mso-wrap-distance-left:9pt;mso-wrap-distance-top:0;mso-wrap-distance-right:9pt;mso-wrap-distance-bottom:0;mso-position-horizontal:absolute;mso-position-horizontal-relative:text;mso-position-vertical:absolute;mso-position-vertical-relative:text" coordorigin="1,1" coordsize="1479,749" filled="f" strokecolor="#e71224" strokeweight=".35mm">
-            <v:stroke endcap="round"/>
-            <v:path shadowok="f" o:extrusionok="f" fillok="f" insetpenok="f"/>
-            <o:lock v:ext="edit" rotation="t" text="t"/>
-            <o:ink i="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" annotation="t"/>
-          </v:rect>
-        </w:pict>
-      </w:r>
-      <w:r>
-        <w:rPr>
-          <w:noProof/>
-        </w:rPr>
-        <w:pict w14:anchorId="0C0283B7">
-          <v:rect id="Ink 51" o:spid="_x0000_s2087" style="position:absolute;left:0;text-align:left;margin-left:218.65pt;margin-top:18.9pt;width:144.55pt;height:38.6pt;z-index:251697152;visibility:visible;mso-wrap-style:square;mso-wrap-distance-left:9pt;mso-wrap-distance-top:0;mso-wrap-distance-right:9pt;mso-wrap-distance-bottom:0;mso-position-horizontal:absolute;mso-position-horizontal-relative:text;mso-position-vertical:absolute;mso-position-vertical-relative:text" coordorigin="1,1" coordsize="5063,1326" filled="f" strokecolor="#e71224" strokeweight=".35mm">
-            <v:stroke endcap="round"/>
-            <v:path shadowok="f" o:extrusionok="f" fillok="f" insetpenok="f"/>
-            <o:lock v:ext="edit" rotation="t" text="t"/>
-            <o:ink i="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" annotation="t"/>
-          </v:rect>
-        </w:pict>
-      </w:r>
-      <w:r>
-        <w:rPr>
-          <w:noProof/>
-        </w:rPr>
-        <w:pict w14:anchorId="040A2436">
-          <v:rect id="Ink 50" o:spid="_x0000_s2086" style="position:absolute;left:0;text-align:left;margin-left:350.05pt;margin-top:18.25pt;width:25.8pt;height:48.3pt;z-index:251696128;visibility:visible;mso-wrap-style:square;mso-wrap-distance-left:9pt;mso-wrap-distance-top:0;mso-wrap-distance-right:9pt;mso-wrap-distance-bottom:0;mso-position-horizontal:absolute;mso-position-horizontal-relative:text;mso-position-vertical:absolute;mso-position-vertical-relative:text" coordsize="878,1671" filled="f" strokecolor="#e71224" strokeweight=".35mm">
-            <v:stroke endcap="round"/>
-            <v:path shadowok="f" o:extrusionok="f" fillok="f" insetpenok="f"/>
-            <o:lock v:ext="edit" rotation="t" text="t"/>
-            <o:ink i="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" annotation="t"/>
-          </v:rect>
-        </w:pict>
-      </w:r>
-      <w:r>
-        <w:rPr>
-          <w:noProof/>
-        </w:rPr>
-        <w:pict w14:anchorId="2555BB9B">
-          <v:rect id="Ink 47" o:spid="_x0000_s2085" style="position:absolute;left:0;text-align:left;margin-left:322.8pt;margin-top:65pt;width:62.45pt;height:3.3pt;z-index:251693056;visibility:visible;mso-wrap-style:square;mso-wrap-distance-left:9pt;mso-wrap-distance-top:0;mso-wrap-distance-right:9pt;mso-wrap-distance-bottom:0;mso-position-horizontal:absolute;mso-position-horizontal-relative:text;mso-position-vertical:absolute;mso-position-vertical-relative:text" coordorigin=",1" coordsize="2167,82" filled="f" strokecolor="#e71224" strokeweight=".35mm">
-            <v:stroke endcap="round"/>
-            <v:path shadowok="f" o:extrusionok="f" fillok="f" insetpenok="f"/>
-            <o:lock v:ext="edit" rotation="t" text="t"/>
-            <o:ink i="AJMBHQPQAQwBEFjPVIrml8VPjwb4utLhmyIDC0gQROelkAFFI0YjBQM4C2QZIzIKgcf//w+Ax///&#10;DzMKgcf//w+Ax///DzgJAP7/AwAAAAAACkMSh2DuHox/wKsR3FwVdVo1VQGATKSWTHKF4u4vw1d8&#10;1M8kM0MMOBlpygCH9XPnq59AAOkp8MlICgARIPAb79BZPN0B&#10;" annotation="t"/>
-          </v:rect>
-        </w:pict>
-      </w:r>
-      <w:r>
-        <w:rPr>
-          <w:noProof/>
-        </w:rPr>
-        <w:pict w14:anchorId="6B353018">
-          <v:rect id="Ink 46" o:spid="_x0000_s2084" style="position:absolute;left:0;text-align:left;margin-left:317pt;margin-top:63.65pt;width:140.85pt;height:56.05pt;z-index:251692032;visibility:visible;mso-wrap-style:square;mso-wrap-distance-left:9pt;mso-wrap-distance-top:0;mso-wrap-distance-right:9pt;mso-wrap-distance-bottom:0;mso-position-horizontal:absolute;mso-position-horizontal-relative:text;mso-position-vertical:absolute;mso-position-vertical-relative:text" coordorigin="1,1" coordsize="4933,1942" filled="f" strokecolor="#e71224" strokeweight=".35mm">
-            <v:stroke endcap="round"/>
-            <v:path shadowok="f" o:extrusionok="f" fillok="f" insetpenok="f"/>
-            <o:lock v:ext="edit" rotation="t" text="t"/>
-            <o:ink i="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" annotation="t"/>
-          </v:rect>
-        </w:pict>
-      </w:r>
-      <w:r>
-        <w:rPr>
-          <w:noProof/>
-        </w:rPr>
-        <w:pict w14:anchorId="6615D29E">
-          <v:rect id="Ink 45" o:spid="_x0000_s2083" style="position:absolute;left:0;text-align:left;margin-left:307.95pt;margin-top:126.75pt;width:3.15pt;height:65.1pt;z-index:251691008;visibility:visible;mso-wrap-style:square;mso-wrap-distance-left:9pt;mso-wrap-distance-top:0;mso-wrap-distance-right:9pt;mso-wrap-distance-bottom:0;mso-position-horizontal:absolute;mso-position-horizontal-relative:text;mso-position-vertical:absolute;mso-position-vertical-relative:text" coordsize="78,2262" filled="f" strokecolor="#e71224" strokeweight=".35mm">
-            <v:stroke endcap="round"/>
-            <v:path shadowok="f" o:extrusionok="f" fillok="f" insetpenok="f"/>
-            <o:lock v:ext="edit" rotation="t" text="t"/>
-            <o:ink i="ALIBHQMM2gEBEFjPVIrml8VPjwb4utLhmyIDC0gQROelkAFFI0YjBQM4C2QZIzIKgcf//w+Ax///&#10;DzMKgcf//w+Ax///DzgJAP7/AwAAAAAACmIohPF3j+Ork8aEY57QlZOSEM1cMYwjCsYQjCAzYYdk&#10;6CcIlwYOP5eVKiwGAXaP8WJxnYlkdkogEgicPAI5HYf1c+ern0AAAAzbC4BAYBAUAgMAgPiLZAoA&#10;ESBwZcqGWTzdAT==&#10;" annotation="t"/>
-          </v:rect>
-        </w:pict>
-      </w:r>
-      <w:r>
-        <w:rPr>
-          <w:noProof/>
-        </w:rPr>
-        <w:pict w14:anchorId="3CC9B0BD">
-          <v:rect id="Ink 44" o:spid="_x0000_s2082" style="position:absolute;left:0;text-align:left;margin-left:266.9pt;margin-top:124.5pt;width:4.55pt;height:70.65pt;z-index:251689984;visibility:visible;mso-wrap-style:square;mso-wrap-distance-left:9pt;mso-wrap-distance-top:0;mso-wrap-distance-right:9pt;mso-wrap-distance-bottom:0;mso-position-horizontal:absolute;mso-position-horizontal-relative:text;mso-position-vertical:absolute;mso-position-vertical-relative:text" coordorigin="1" coordsize="126,2457" filled="f" strokecolor="#e71224" strokeweight=".35mm">
-            <v:stroke endcap="round"/>
-            <v:path shadowok="f" o:extrusionok="f" fillok="f" insetpenok="f"/>
-            <o:lock v:ext="edit" rotation="t" text="t"/>
-            <o:ink i="AIoBHQMQ7AEBEFjPVIrml8VPjwb4utLhmyIDC0gQROelkAFFI0YjBQM4C2QZIzIKgcf//w+Ax///&#10;DzMKgcf//w+Ax///DzgJAP7/AwAAAAAACjoRhYMYxc8EFk8CCCDJSZ2HcE5P+R24l3iN5pdMhoDA&#10;ICoECsqH9XPnq59AAOkpCj9AIp2DrRPFkDug&#10;" annotation="t"/>
-          </v:rect>
-        </w:pict>
-      </w:r>
-      <w:r>
-        <w:rPr>
-          <w:noProof/>
-        </w:rPr>
-        <w:pict w14:anchorId="0B723F2B">
-          <v:rect id="Ink 43" o:spid="_x0000_s2081" style="position:absolute;left:0;text-align:left;margin-left:172.1pt;margin-top:160.7pt;width:94.35pt;height:19.45pt;z-index:251688960;visibility:visible;mso-wrap-style:square;mso-wrap-distance-left:9pt;mso-wrap-distance-top:0;mso-wrap-distance-right:9pt;mso-wrap-distance-bottom:0;mso-position-horizontal:absolute;mso-position-horizontal-relative:text;mso-position-vertical:absolute;mso-position-vertical-relative:text" coordsize="3293,650" filled="f" strokecolor="#e71224" strokeweight=".35mm">
-            <v:stroke endcap="round"/>
-            <v:path shadowok="f" o:extrusionok="f" fillok="f" insetpenok="f"/>
-            <o:lock v:ext="edit" rotation="t" text="t"/>
-            <o:ink i="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" annotation="t"/>
-          </v:rect>
-        </w:pict>
-      </w:r>
-      <w:r>
-        <w:rPr>
-          <w:noProof/>
-        </w:rPr>
-        <w:pict w14:anchorId="7839ACA4">
-          <v:rect id="Ink 42" o:spid="_x0000_s2080" style="position:absolute;left:0;text-align:left;margin-left:171.25pt;margin-top:114.7pt;width:57.8pt;height:44.95pt;z-index:251687936;visibility:visible;mso-wrap-style:square;mso-wrap-distance-left:9pt;mso-wrap-distance-top:0;mso-wrap-distance-right:9pt;mso-wrap-distance-bottom:0;mso-position-horizontal:absolute;mso-position-horizontal-relative:text;mso-position-vertical:absolute;mso-position-vertical-relative:text" coordorigin="1" coordsize="2002,1551" filled="f" strokecolor="#e71224" strokeweight=".35mm">
-            <v:stroke endcap="round"/>
-            <v:path shadowok="f" o:extrusionok="f" fillok="f" insetpenok="f"/>
-            <o:lock v:ext="edit" rotation="t" text="t"/>
-            <o:ink i="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" annotation="t"/>
-          </v:rect>
-        </w:pict>
-      </w:r>
-      <w:r>
-        <w:rPr>
-          <w:noProof/>
-        </w:rPr>
-        <w:pict w14:anchorId="48206409">
-          <v:rect id="Ink 41" o:spid="_x0000_s2079" style="position:absolute;left:0;text-align:left;margin-left:216.45pt;margin-top:117.3pt;width:45.65pt;height:39.95pt;z-index:251686912;visibility:visible;mso-wrap-style:square;mso-wrap-distance-left:9pt;mso-wrap-distance-top:0;mso-wrap-distance-right:9pt;mso-wrap-distance-bottom:0;mso-position-horizontal:absolute;mso-position-horizontal-relative:text;mso-position-vertical:absolute;mso-position-vertical-relative:text" coordsize="1577,1374" filled="f" strokecolor="#e71224" strokeweight=".35mm">
-            <v:stroke endcap="round"/>
-            <v:path shadowok="f" o:extrusionok="f" fillok="f" insetpenok="f"/>
-            <o:lock v:ext="edit" rotation="t" text="t"/>
-            <o:ink i="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" annotation="t"/>
-          </v:rect>
-        </w:pict>
-      </w:r>
-      <w:r>
-        <w:rPr>
-          <w:noProof/>
-        </w:rPr>
-        <w:pict w14:anchorId="29A9505F">
-          <v:rect id="Ink 40" o:spid="_x0000_s2078" style="position:absolute;left:0;text-align:left;margin-left:202.5pt;margin-top:98.55pt;width:15.35pt;height:68.05pt;z-index:251685888;visibility:visible;mso-wrap-style:square;mso-wrap-distance-left:9pt;mso-wrap-distance-top:0;mso-wrap-distance-right:9pt;mso-wrap-distance-bottom:0;mso-position-horizontal:absolute;mso-position-horizontal-relative:text;mso-position-vertical:absolute;mso-position-vertical-relative:text" coordorigin="1" coordsize="507,2366" filled="f" strokecolor="#e71224" strokeweight=".35mm">
-            <v:stroke endcap="round"/>
-            <v:path shadowok="f" o:extrusionok="f" fillok="f" insetpenok="f"/>
-            <o:lock v:ext="edit" rotation="t" text="t"/>
-            <o:ink i="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" annotation="t"/>
-          </v:rect>
-        </w:pict>
-      </w:r>
-      <w:r>
-        <w:rPr>
-          <w:noProof/>
-        </w:rPr>
-        <w:pict w14:anchorId="1CE1E1B6">
-          <v:rect id="Ink 39" o:spid="_x0000_s2077" style="position:absolute;left:0;text-align:left;margin-left:152.4pt;margin-top:99.45pt;width:23.15pt;height:59.35pt;z-index:251684864;visibility:visible;mso-wrap-style:square;mso-wrap-distance-left:9pt;mso-wrap-distance-top:0;mso-wrap-distance-right:9pt;mso-wrap-distance-bottom:0;mso-position-horizontal:absolute;mso-position-horizontal-relative:text;mso-position-vertical:absolute;mso-position-vertical-relative:text" coordorigin=",1" coordsize="782,2058" filled="f" strokecolor="#e71224" strokeweight=".35mm">
-            <v:stroke endcap="round"/>
-            <v:path shadowok="f" o:extrusionok="f" fillok="f" insetpenok="f"/>
-            <o:lock v:ext="edit" rotation="t" text="t"/>
-            <o:ink i="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" annotation="t"/>
-          </v:rect>
-        </w:pict>
-      </w:r>
-      <w:r>
-        <w:rPr>
-          <w:noProof/>
-        </w:rPr>
-        <w:pict w14:anchorId="2F77D5B6">
-          <v:rect id="Ink 38" o:spid="_x0000_s2076" style="position:absolute;left:0;text-align:left;margin-left:117.55pt;margin-top:97.2pt;width:156.85pt;height:2.85pt;z-index:251683840;visibility:visible;mso-wrap-style:square;mso-wrap-distance-left:9pt;mso-wrap-distance-top:0;mso-wrap-distance-right:9pt;mso-wrap-distance-bottom:0;mso-position-horizontal:absolute;mso-position-horizontal-relative:text;mso-position-vertical:absolute;mso-position-vertical-relative:text" coordorigin="1,1" coordsize="5498,65" filled="f" strokecolor="#e71224" strokeweight=".35mm">
-            <v:stroke endcap="round"/>
-            <v:path shadowok="f" o:extrusionok="f" fillok="f" insetpenok="f"/>
-            <o:lock v:ext="edit" rotation="t" text="t"/>
-            <o:ink i="AJYBHQOMBAoBEFjPVIrml8VPjwb4utLhmyIDC0gQROelkAFFI0YjBQM4C2QZIzIKgcf//w+Ax///&#10;DzMKgcf//w+Ax///DzgJAP7/AwAAAAAACkYSh4Bp6HTPgCuBlv2B8waBvXNQcyj1inVnwnhQOKdA&#10;hYLGDmoiws002FyWTtXAh/Vz56ufQADpKfDJSAk+gERYDxq8WQd0&#10;" annotation="t"/>
-          </v:rect>
-        </w:pict>
-      </w:r>
-      <w:r>
-        <w:rPr>
-          <w:noProof/>
-        </w:rPr>
-        <w:pict w14:anchorId="42710825">
-          <v:rect id="Ink 24" o:spid="_x0000_s2075" style="position:absolute;left:0;text-align:left;margin-left:185pt;margin-top:138.35pt;width:3.3pt;height:6.95pt;z-index:251668480;visibility:visible;mso-wrap-style:square;mso-width-percent:0;mso-height-percent:0;mso-wrap-distance-left:9pt;mso-wrap-distance-top:0;mso-wrap-distance-right:9pt;mso-wrap-distance-bottom:0;mso-position-horizontal:absolute;mso-position-horizontal-relative:text;mso-position-vertical:absolute;mso-position-vertical-relative:text;mso-width-percent:0;mso-height-percent:0;mso-width-relative:margin;mso-height-relative:margin" coordorigin=",379" coordsize="82,212" filled="f" strokecolor="#e71224" strokeweight=".35mm">
-            <v:stroke endcap="round"/>
-            <v:path shadowok="f" o:extrusionok="f" fillok="f" insetpenok="f"/>
-            <o:lock v:ext="edit" rotation="t" text="t"/>
+            <o:lock v:ext="edit" rotation="t" aspectratio="t" verticies="t" text="t" shapetype="t"/>
             <o:ink i="AH4dAgwYARBYz1SK5pfFT48G+LrS4ZsiAwtIEETnpZABRSNGIwUDOAtkGSMyCoHH//8PgMf//w8z&#10;CoHH//8PgMf//w84CQD+/wMAAAAAAAovDoL9Dfo3t3ZiZMiD/Difhv+XTtE53lOJh/Vz56ufQAeL&#10;n0AKABEgIMW+0lQ83QE=&#10;" annotation="t"/>
           </v:rect>
         </w:pict>
       </w:r>
-    </w:p>
-    <w:p>
-      <w:pPr>
-        <w:pStyle w:val="Caption"/>
-        <w:jc w:val="center"/>
+      <w:r>
         <w:rPr>
           <w:b/>
-          <w:i w:val="0"/>
-          <w:color w:val="auto"/>
-          <w:sz w:val="24"/>
-        </w:rPr>
-      </w:pPr>
+        </w:rPr>
+        <w:t>fig</w:t>
+      </w:r>
       <w:r>
         <w:rPr>
           <w:b/>
-          <w:i w:val="0"/>
-          <w:color w:val="auto"/>
-        </w:rPr>
-        <w:t xml:space="preserve">Figure </w:t>
+        </w:rPr>
+        <w:t xml:space="preserve">ure </w:t>
       </w:r>
       <w:r>
         <w:rPr>
           <w:b/>
-          <w:i w:val="0"/>
-          <w:color w:val="auto"/>
+          <w:i/>
         </w:rPr>
         <w:fldChar w:fldCharType="begin"/>
       </w:r>
       <w:r>
         <w:rPr>
           <w:b/>
-          <w:i w:val="0"/>
-          <w:color w:val="auto"/>
         </w:rPr>
         <w:instrText xml:space="preserve"> SEQ Figure \* ARABIC </w:instrText>
       </w:r>
       <w:r>
         <w:rPr>
           <w:b/>
-          <w:i w:val="0"/>
-          <w:color w:val="auto"/>
+          <w:i/>
         </w:rPr>
         <w:fldChar w:fldCharType="separate"/>
       </w:r>
       <w:r>
         <w:rPr>
           <w:b/>
-          <w:i w:val="0"/>
           <w:noProof/>
-          <w:color w:val="auto"/>
         </w:rPr>
         <w:t>6</w:t>
       </w:r>
       <w:r>
         <w:rPr>
           <w:b/>
-          <w:i w:val="0"/>
-          <w:color w:val="auto"/>
+          <w:i/>
         </w:rPr>
         <w:fldChar w:fldCharType="end"/>
       </w:r>
       <w:r>
         <w:rPr>
           <w:b/>
-          <w:i w:val="0"/>
-          <w:color w:val="auto"/>
         </w:rPr>
         <w:t>:  Balanced Amplitude Modulator.</w:t>
       </w:r>
       <w:r>
         <w:rPr>
           <w:b/>
-          <w:i w:val="0"/>
-          <w:color w:val="auto"/>
         </w:rPr>
         <w:t xml:space="preserve"> </w:t>
       </w:r>
       <w:r>
         <w:rPr>
           <w:b/>
-          <w:i w:val="0"/>
-          <w:color w:val="auto"/>
           <w:vertAlign w:val="superscript"/>
         </w:rPr>
         <w:t>[3]</w:t>
@@ -7971,8 +7817,33 @@
                 <w:rFonts w:eastAsiaTheme="minorHAnsi"/>
                 <w:lang w:bidi="ar-SA"/>
               </w:rPr>
-              <w:t>0.1 uF, 0.01 uF</w:t>
-            </w:r>
+              <w:t xml:space="preserve">0.1 </w:t>
+            </w:r>
+            <w:proofErr w:type="spellStart"/>
+            <w:r>
+              <w:rPr>
+                <w:rFonts w:eastAsiaTheme="minorHAnsi"/>
+                <w:lang w:bidi="ar-SA"/>
+              </w:rPr>
+              <w:t>uF</w:t>
+            </w:r>
+            <w:proofErr w:type="spellEnd"/>
+            <w:r>
+              <w:rPr>
+                <w:rFonts w:eastAsiaTheme="minorHAnsi"/>
+                <w:lang w:bidi="ar-SA"/>
+              </w:rPr>
+              <w:t xml:space="preserve">, 0.01 </w:t>
+            </w:r>
+            <w:proofErr w:type="spellStart"/>
+            <w:r>
+              <w:rPr>
+                <w:rFonts w:eastAsiaTheme="minorHAnsi"/>
+                <w:lang w:bidi="ar-SA"/>
+              </w:rPr>
+              <w:t>uF</w:t>
+            </w:r>
+            <w:proofErr w:type="spellEnd"/>
           </w:p>
         </w:tc>
         <w:tc>
@@ -8196,7 +8067,7 @@
                     <pic:cNvPicPr/>
                   </pic:nvPicPr>
                   <pic:blipFill>
-                    <a:blip r:embed="rId17">
+                    <a:blip r:embed="rId18">
                       <a:extLst>
                         <a:ext uri="{28A0092B-C50C-407E-A947-70E740481C1C}">
                           <a14:useLocalDpi xmlns:a14="http://schemas.microsoft.com/office/drawing/2010/main" val="0"/>
@@ -8388,60 +8259,85 @@
           <w:rFonts w:eastAsiaTheme="minorHAnsi"/>
           <w:lang w:bidi="ar-SA"/>
         </w:rPr>
-        <w:t>0.01 uF capacitor</w:t>
-      </w:r>
-      <w:r>
-        <w:rPr>
-          <w:spacing w:val="-4"/>
-        </w:rPr>
-        <w:t xml:space="preserve">. </w:t>
-      </w:r>
-      <w:r>
-        <w:t>The</w:t>
-      </w:r>
-      <w:r>
-        <w:rPr>
-          <w:spacing w:val="-5"/>
-        </w:rPr>
-        <w:t xml:space="preserve"> </w:t>
-      </w:r>
-      <w:r>
-        <w:t>output</w:t>
-      </w:r>
-      <w:r>
-        <w:rPr>
-          <w:spacing w:val="-4"/>
-        </w:rPr>
-        <w:t xml:space="preserve"> </w:t>
-      </w:r>
-      <w:r>
-        <w:t>signal</w:t>
-      </w:r>
-      <w:r>
-        <w:rPr>
-          <w:spacing w:val="3"/>
-        </w:rPr>
-        <w:t xml:space="preserve"> </w:t>
-      </w:r>
-      <w:r>
-        <w:t>of</w:t>
-      </w:r>
-      <w:r>
-        <w:rPr>
-          <w:spacing w:val="5"/>
-        </w:rPr>
-        <w:t xml:space="preserve"> </w:t>
-      </w:r>
-      <w:r>
-        <w:t xml:space="preserve">low- pass filter is the positive-half envelope with a dc level. The </w:t>
-      </w:r>
+        <w:t xml:space="preserve">0.01 </w:t>
+      </w:r>
+      <w:proofErr w:type="spellStart"/>
       <w:r>
         <w:rPr>
           <w:rFonts w:eastAsiaTheme="minorHAnsi"/>
           <w:lang w:bidi="ar-SA"/>
         </w:rPr>
-        <w:t>0.1 uF</w:t>
-      </w:r>
+        <w:t>uF</w:t>
+      </w:r>
+      <w:proofErr w:type="spellEnd"/>
+      <w:r>
+        <w:rPr>
+          <w:rFonts w:eastAsiaTheme="minorHAnsi"/>
+          <w:lang w:bidi="ar-SA"/>
+        </w:rPr>
+        <w:t xml:space="preserve"> capacitor</w:t>
+      </w:r>
+      <w:r>
+        <w:rPr>
+          <w:spacing w:val="-4"/>
+        </w:rPr>
+        <w:t xml:space="preserve">. </w:t>
+      </w:r>
+      <w:r>
+        <w:t>The</w:t>
+      </w:r>
+      <w:r>
+        <w:rPr>
+          <w:spacing w:val="-5"/>
+        </w:rPr>
+        <w:t xml:space="preserve"> </w:t>
+      </w:r>
+      <w:r>
+        <w:t>output</w:t>
+      </w:r>
+      <w:r>
+        <w:rPr>
+          <w:spacing w:val="-4"/>
+        </w:rPr>
+        <w:t xml:space="preserve"> </w:t>
+      </w:r>
+      <w:r>
+        <w:t>signal</w:t>
+      </w:r>
+      <w:r>
+        <w:rPr>
+          <w:spacing w:val="3"/>
+        </w:rPr>
+        <w:t xml:space="preserve"> </w:t>
+      </w:r>
+      <w:r>
+        <w:t>of</w:t>
+      </w:r>
+      <w:r>
+        <w:rPr>
+          <w:spacing w:val="5"/>
+        </w:rPr>
+        <w:t xml:space="preserve"> </w:t>
+      </w:r>
+      <w:r>
+        <w:t xml:space="preserve">low- pass filter is the positive-half envelope with a dc level. The </w:t>
+      </w:r>
+      <w:r>
+        <w:rPr>
+          <w:rFonts w:eastAsiaTheme="minorHAnsi"/>
+          <w:lang w:bidi="ar-SA"/>
+        </w:rPr>
+        <w:t xml:space="preserve">0.1 </w:t>
+      </w:r>
+      <w:proofErr w:type="spellStart"/>
+      <w:r>
+        <w:rPr>
+          <w:rFonts w:eastAsiaTheme="minorHAnsi"/>
+          <w:lang w:bidi="ar-SA"/>
+        </w:rPr>
+        <w:t>uF</w:t>
+      </w:r>
+      <w:proofErr w:type="spellEnd"/>
       <w:r>
         <w:t xml:space="preserve"> capacitor is used to pass the ac components while blocking the dc</w:t>
       </w:r>
@@ -8591,6 +8487,7 @@
         </w:rPr>
         <w:t xml:space="preserve"> </w:t>
       </w:r>
+      <w:proofErr w:type="spellStart"/>
       <w:r>
         <w:rPr>
           <w:b w:val="0"/>
@@ -8617,6 +8514,7 @@
         </w:rPr>
         <w:t>k</w:t>
       </w:r>
+      <w:proofErr w:type="spellEnd"/>
       <w:r>
         <w:rPr>
           <w:b w:val="0"/>
@@ -8650,8 +8548,18 @@
           <w:sz w:val="22"/>
           <w:u w:val="none"/>
         </w:rPr>
-        <w:t>message signal</w:t>
-      </w:r>
+        <w:t xml:space="preserve">message </w:t>
+      </w:r>
+      <w:proofErr w:type="gramStart"/>
+      <w:r>
+        <w:rPr>
+          <w:b w:val="0"/>
+          <w:sz w:val="22"/>
+          <w:u w:val="none"/>
+        </w:rPr>
+        <w:t>signal</w:t>
+      </w:r>
+      <w:proofErr w:type="gramEnd"/>
     </w:p>
     <w:p>
       <w:pPr>
@@ -8767,7 +8675,21 @@
                 <w:rFonts w:ascii="Times New Roman"/>
                 <w:b/>
               </w:rPr>
-              <w:t>Frequency ______</w:t>
+              <w:t>Frequency _</w:t>
+            </w:r>
+            <w:r>
+              <w:rPr>
+                <w:rFonts w:ascii="Times New Roman"/>
+                <w:b/>
+              </w:rPr>
+              <w:t>1k</w:t>
+            </w:r>
+            <w:r>
+              <w:rPr>
+                <w:rFonts w:ascii="Times New Roman"/>
+                <w:b/>
+              </w:rPr>
+              <w:t>___</w:t>
             </w:r>
           </w:p>
           <w:p>
@@ -8785,7 +8707,35 @@
                 <w:rFonts w:ascii="Times New Roman"/>
                 <w:b/>
               </w:rPr>
-              <w:t>Amplitude ______</w:t>
+              <w:t>Amplitude __</w:t>
+            </w:r>
+            <w:r>
+              <w:rPr>
+                <w:rFonts w:ascii="Times New Roman"/>
+                <w:b/>
+              </w:rPr>
+              <w:t>5</w:t>
+            </w:r>
+            <w:r>
+              <w:rPr>
+                <w:rFonts w:ascii="Times New Roman"/>
+                <w:b/>
+              </w:rPr>
+              <w:t>.</w:t>
+            </w:r>
+            <w:r>
+              <w:rPr>
+                <w:rFonts w:ascii="Times New Roman"/>
+                <w:b/>
+              </w:rPr>
+              <w:t>60</w:t>
+            </w:r>
+            <w:r>
+              <w:rPr>
+                <w:rFonts w:ascii="Times New Roman"/>
+                <w:b/>
+              </w:rPr>
+              <w:t>_</w:t>
             </w:r>
           </w:p>
           <w:p>
@@ -8813,6 +8763,59 @@
                 <w:sz w:val="20"/>
               </w:rPr>
             </w:pPr>
+            <w:r>
+              <w:rPr>
+                <w:noProof/>
+              </w:rPr>
+              <w:drawing>
+                <wp:inline distT="0" distB="0" distL="0" distR="0" wp14:anchorId="0810C0F8" wp14:editId="6A665431">
+                  <wp:extent cx="4077335" cy="3068320"/>
+                  <wp:effectExtent l="0" t="0" r="0" b="0"/>
+                  <wp:docPr id="906229492" name="Picture 2"/>
+                  <wp:cNvGraphicFramePr>
+                    <a:graphicFrameLocks xmlns:a="http://schemas.openxmlformats.org/drawingml/2006/main" noChangeAspect="1"/>
+                  </wp:cNvGraphicFramePr>
+                  <a:graphic xmlns:a="http://schemas.openxmlformats.org/drawingml/2006/main">
+                    <a:graphicData uri="http://schemas.openxmlformats.org/drawingml/2006/picture">
+                      <pic:pic xmlns:pic="http://schemas.openxmlformats.org/drawingml/2006/picture">
+                        <pic:nvPicPr>
+                          <pic:cNvPr id="0" name="Picture 4"/>
+                          <pic:cNvPicPr>
+                            <a:picLocks noChangeAspect="1" noChangeArrowheads="1"/>
+                          </pic:cNvPicPr>
+                        </pic:nvPicPr>
+                        <pic:blipFill>
+                          <a:blip r:embed="rId19" cstate="print">
+                            <a:extLst>
+                              <a:ext uri="{28A0092B-C50C-407E-A947-70E740481C1C}">
+                                <a14:useLocalDpi xmlns:a14="http://schemas.microsoft.com/office/drawing/2010/main" val="0"/>
+                              </a:ext>
+                            </a:extLst>
+                          </a:blip>
+                          <a:srcRect/>
+                          <a:stretch>
+                            <a:fillRect/>
+                          </a:stretch>
+                        </pic:blipFill>
+                        <pic:spPr bwMode="auto">
+                          <a:xfrm>
+                            <a:off x="0" y="0"/>
+                            <a:ext cx="4077335" cy="3068320"/>
+                          </a:xfrm>
+                          <a:prstGeom prst="rect">
+                            <a:avLst/>
+                          </a:prstGeom>
+                          <a:noFill/>
+                          <a:ln>
+                            <a:noFill/>
+                          </a:ln>
+                        </pic:spPr>
+                      </pic:pic>
+                    </a:graphicData>
+                  </a:graphic>
+                </wp:inline>
+              </w:drawing>
+            </w:r>
           </w:p>
         </w:tc>
       </w:tr>
@@ -8878,7 +8881,28 @@
                 <w:rFonts w:ascii="Times New Roman"/>
                 <w:b/>
               </w:rPr>
-              <w:t>Frequency ______</w:t>
+              <w:t>Frequency _</w:t>
+            </w:r>
+            <w:r>
+              <w:rPr>
+                <w:rFonts w:ascii="Times New Roman"/>
+                <w:b/>
+              </w:rPr>
+              <w:t>99.98</w:t>
+            </w:r>
+            <w:r>
+              <w:rPr>
+                <w:rFonts w:ascii="Times New Roman"/>
+                <w:b/>
+              </w:rPr>
+              <w:t>k</w:t>
+            </w:r>
+            <w:r>
+              <w:rPr>
+                <w:rFonts w:ascii="Times New Roman"/>
+                <w:b/>
+              </w:rPr>
+              <w:t>_</w:t>
             </w:r>
           </w:p>
           <w:p>
@@ -8896,7 +8920,21 @@
                 <w:rFonts w:ascii="Times New Roman"/>
                 <w:b/>
               </w:rPr>
-              <w:t>Amplitude ______</w:t>
+              <w:t>Amplitude _</w:t>
+            </w:r>
+            <w:r>
+              <w:rPr>
+                <w:rFonts w:ascii="Times New Roman"/>
+                <w:b/>
+              </w:rPr>
+              <w:t>200</w:t>
+            </w:r>
+            <w:r>
+              <w:rPr>
+                <w:rFonts w:ascii="Times New Roman"/>
+                <w:b/>
+              </w:rPr>
+              <w:t>mV</w:t>
             </w:r>
           </w:p>
           <w:p>
@@ -8924,6 +8962,59 @@
                 <w:sz w:val="20"/>
               </w:rPr>
             </w:pPr>
+            <w:r>
+              <w:rPr>
+                <w:noProof/>
+              </w:rPr>
+              <w:drawing>
+                <wp:inline distT="0" distB="0" distL="0" distR="0" wp14:anchorId="33992C46" wp14:editId="72F01651">
+                  <wp:extent cx="4077335" cy="3068320"/>
+                  <wp:effectExtent l="0" t="0" r="0" b="0"/>
+                  <wp:docPr id="1427360413" name="Picture 1"/>
+                  <wp:cNvGraphicFramePr>
+                    <a:graphicFrameLocks xmlns:a="http://schemas.openxmlformats.org/drawingml/2006/main" noChangeAspect="1"/>
+                  </wp:cNvGraphicFramePr>
+                  <a:graphic xmlns:a="http://schemas.openxmlformats.org/drawingml/2006/main">
+                    <a:graphicData uri="http://schemas.openxmlformats.org/drawingml/2006/picture">
+                      <pic:pic xmlns:pic="http://schemas.openxmlformats.org/drawingml/2006/picture">
+                        <pic:nvPicPr>
+                          <pic:cNvPr id="0" name="Picture 2"/>
+                          <pic:cNvPicPr>
+                            <a:picLocks noChangeAspect="1" noChangeArrowheads="1"/>
+                          </pic:cNvPicPr>
+                        </pic:nvPicPr>
+                        <pic:blipFill>
+                          <a:blip r:embed="rId20" cstate="print">
+                            <a:extLst>
+                              <a:ext uri="{28A0092B-C50C-407E-A947-70E740481C1C}">
+                                <a14:useLocalDpi xmlns:a14="http://schemas.microsoft.com/office/drawing/2010/main" val="0"/>
+                              </a:ext>
+                            </a:extLst>
+                          </a:blip>
+                          <a:srcRect/>
+                          <a:stretch>
+                            <a:fillRect/>
+                          </a:stretch>
+                        </pic:blipFill>
+                        <pic:spPr bwMode="auto">
+                          <a:xfrm>
+                            <a:off x="0" y="0"/>
+                            <a:ext cx="4077335" cy="3068320"/>
+                          </a:xfrm>
+                          <a:prstGeom prst="rect">
+                            <a:avLst/>
+                          </a:prstGeom>
+                          <a:noFill/>
+                          <a:ln>
+                            <a:noFill/>
+                          </a:ln>
+                        </pic:spPr>
+                      </pic:pic>
+                    </a:graphicData>
+                  </a:graphic>
+                </wp:inline>
+              </w:drawing>
+            </w:r>
           </w:p>
         </w:tc>
       </w:tr>
@@ -9011,7 +9102,28 @@
                 <w:rFonts w:ascii="Times New Roman"/>
                 <w:b/>
               </w:rPr>
-              <w:t xml:space="preserve"> ______</w:t>
+              <w:t xml:space="preserve"> _</w:t>
+            </w:r>
+            <w:r>
+              <w:rPr>
+                <w:rFonts w:ascii="Times New Roman"/>
+                <w:b/>
+              </w:rPr>
+              <w:t>2.47</w:t>
+            </w:r>
+            <w:r>
+              <w:rPr>
+                <w:rFonts w:ascii="Times New Roman"/>
+                <w:b/>
+              </w:rPr>
+              <w:t>V</w:t>
+            </w:r>
+            <w:r>
+              <w:rPr>
+                <w:rFonts w:ascii="Times New Roman"/>
+                <w:b/>
+              </w:rPr>
+              <w:t>__</w:t>
             </w:r>
           </w:p>
           <w:p>
@@ -9051,7 +9163,21 @@
                 <w:rFonts w:ascii="Times New Roman"/>
                 <w:b/>
               </w:rPr>
-              <w:t>______</w:t>
+              <w:t>__</w:t>
+            </w:r>
+            <w:r>
+              <w:rPr>
+                <w:rFonts w:ascii="Times New Roman"/>
+                <w:b/>
+              </w:rPr>
+              <w:t>1.34V</w:t>
+            </w:r>
+            <w:r>
+              <w:rPr>
+                <w:rFonts w:ascii="Times New Roman"/>
+                <w:b/>
+              </w:rPr>
+              <w:t>_</w:t>
             </w:r>
           </w:p>
           <w:p>
@@ -9091,7 +9217,28 @@
                 <w:rFonts w:ascii="Times New Roman"/>
                 <w:b/>
               </w:rPr>
-              <w:t>______</w:t>
+              <w:t>_</w:t>
+            </w:r>
+            <w:r>
+              <w:rPr>
+                <w:rFonts w:ascii="Times New Roman"/>
+                <w:b/>
+              </w:rPr>
+              <w:t>0.33</w:t>
+            </w:r>
+            <w:r>
+              <w:rPr>
+                <w:rFonts w:ascii="Times New Roman"/>
+                <w:b/>
+              </w:rPr>
+              <w:t>V</w:t>
+            </w:r>
+            <w:r>
+              <w:rPr>
+                <w:rFonts w:ascii="Times New Roman"/>
+                <w:b/>
+              </w:rPr>
+              <w:t>__</w:t>
             </w:r>
           </w:p>
           <w:p>
@@ -9118,6 +9265,59 @@
                 <w:sz w:val="20"/>
               </w:rPr>
             </w:pPr>
+            <w:r>
+              <w:rPr>
+                <w:noProof/>
+              </w:rPr>
+              <w:drawing>
+                <wp:inline distT="0" distB="0" distL="0" distR="0" wp14:anchorId="367F56AB" wp14:editId="34F34022">
+                  <wp:extent cx="4007432" cy="3005208"/>
+                  <wp:effectExtent l="0" t="0" r="0" b="0"/>
+                  <wp:docPr id="908400307" name="Picture 1"/>
+                  <wp:cNvGraphicFramePr>
+                    <a:graphicFrameLocks xmlns:a="http://schemas.openxmlformats.org/drawingml/2006/main" noChangeAspect="1"/>
+                  </wp:cNvGraphicFramePr>
+                  <a:graphic xmlns:a="http://schemas.openxmlformats.org/drawingml/2006/main">
+                    <a:graphicData uri="http://schemas.openxmlformats.org/drawingml/2006/picture">
+                      <pic:pic xmlns:pic="http://schemas.openxmlformats.org/drawingml/2006/picture">
+                        <pic:nvPicPr>
+                          <pic:cNvPr id="0" name="Picture 2"/>
+                          <pic:cNvPicPr>
+                            <a:picLocks noChangeAspect="1" noChangeArrowheads="1"/>
+                          </pic:cNvPicPr>
+                        </pic:nvPicPr>
+                        <pic:blipFill>
+                          <a:blip r:embed="rId21" cstate="print">
+                            <a:extLst>
+                              <a:ext uri="{28A0092B-C50C-407E-A947-70E740481C1C}">
+                                <a14:useLocalDpi xmlns:a14="http://schemas.microsoft.com/office/drawing/2010/main" val="0"/>
+                              </a:ext>
+                            </a:extLst>
+                          </a:blip>
+                          <a:srcRect/>
+                          <a:stretch>
+                            <a:fillRect/>
+                          </a:stretch>
+                        </pic:blipFill>
+                        <pic:spPr bwMode="auto">
+                          <a:xfrm>
+                            <a:off x="0" y="0"/>
+                            <a:ext cx="4024684" cy="3018145"/>
+                          </a:xfrm>
+                          <a:prstGeom prst="rect">
+                            <a:avLst/>
+                          </a:prstGeom>
+                          <a:noFill/>
+                          <a:ln>
+                            <a:noFill/>
+                          </a:ln>
+                        </pic:spPr>
+                      </pic:pic>
+                    </a:graphicData>
+                  </a:graphic>
+                </wp:inline>
+              </w:drawing>
+            </w:r>
           </w:p>
         </w:tc>
       </w:tr>
@@ -9175,6 +9375,7 @@
                 <w:b/>
               </w:rPr>
             </w:pPr>
+            <w:proofErr w:type="spellStart"/>
             <w:r>
               <w:rPr>
                 <w:rFonts w:ascii="Times New Roman"/>
@@ -9188,14 +9389,37 @@
                 <w:b/>
                 <w:vertAlign w:val="subscript"/>
               </w:rPr>
-              <w:t xml:space="preserve">LSB </w:t>
-            </w:r>
+              <w:t>LSB</w:t>
+            </w:r>
+            <w:proofErr w:type="spellEnd"/>
             <w:r>
               <w:rPr>
                 <w:rFonts w:ascii="Times New Roman"/>
                 <w:b/>
-              </w:rPr>
-              <w:t>______</w:t>
+                <w:vertAlign w:val="subscript"/>
+              </w:rPr>
+              <w:t xml:space="preserve"> </w:t>
+            </w:r>
+            <w:r>
+              <w:rPr>
+                <w:rFonts w:ascii="Times New Roman"/>
+                <w:b/>
+              </w:rPr>
+              <w:t>_</w:t>
+            </w:r>
+            <w:r>
+              <w:rPr>
+                <w:rFonts w:ascii="Times New Roman"/>
+                <w:b/>
+              </w:rPr>
+              <w:t>98.97k</w:t>
+            </w:r>
+            <w:r>
+              <w:rPr>
+                <w:rFonts w:ascii="Times New Roman"/>
+                <w:b/>
+              </w:rPr>
+              <w:t>_</w:t>
             </w:r>
           </w:p>
           <w:p>
@@ -9208,6 +9432,7 @@
                 <w:b/>
               </w:rPr>
             </w:pPr>
+            <w:proofErr w:type="spellStart"/>
             <w:r>
               <w:rPr>
                 <w:rFonts w:ascii="Times New Roman"/>
@@ -9223,12 +9448,27 @@
               </w:rPr>
               <w:t>USB</w:t>
             </w:r>
+            <w:proofErr w:type="spellEnd"/>
             <w:r>
               <w:rPr>
                 <w:rFonts w:ascii="Times New Roman"/>
                 <w:b/>
               </w:rPr>
-              <w:t xml:space="preserve"> ______</w:t>
+              <w:t xml:space="preserve"> _</w:t>
+            </w:r>
+            <w:r>
+              <w:rPr>
+                <w:rFonts w:ascii="Times New Roman"/>
+                <w:b/>
+              </w:rPr>
+              <w:t>100.97k</w:t>
+            </w:r>
+            <w:r>
+              <w:rPr>
+                <w:rFonts w:ascii="Times New Roman"/>
+                <w:b/>
+              </w:rPr>
+              <w:t>_</w:t>
             </w:r>
           </w:p>
           <w:p>
@@ -9241,12 +9481,35 @@
                 <w:b/>
               </w:rPr>
             </w:pPr>
+            <w:proofErr w:type="gramStart"/>
             <w:r>
               <w:rPr>
                 <w:rFonts w:ascii="Times New Roman"/>
                 <w:b/>
               </w:rPr>
-              <w:t>BW  ______</w:t>
+              <w:t>BW  _</w:t>
+            </w:r>
+            <w:proofErr w:type="gramEnd"/>
+            <w:r>
+              <w:rPr>
+                <w:rFonts w:ascii="Times New Roman"/>
+                <w:b/>
+              </w:rPr>
+              <w:t>_</w:t>
+            </w:r>
+            <w:r>
+              <w:rPr>
+                <w:rFonts w:ascii="Times New Roman"/>
+                <w:b/>
+              </w:rPr>
+              <w:t>2k</w:t>
+            </w:r>
+            <w:r>
+              <w:rPr>
+                <w:rFonts w:ascii="Times New Roman"/>
+                <w:b/>
+              </w:rPr>
+              <w:t>_</w:t>
             </w:r>
           </w:p>
           <w:p>
@@ -9274,6 +9537,59 @@
                 <w:sz w:val="20"/>
               </w:rPr>
             </w:pPr>
+            <w:r>
+              <w:rPr>
+                <w:noProof/>
+              </w:rPr>
+              <w:drawing>
+                <wp:inline distT="0" distB="0" distL="0" distR="0" wp14:anchorId="0AC2C087" wp14:editId="48A31F44">
+                  <wp:extent cx="3437421" cy="2578735"/>
+                  <wp:effectExtent l="0" t="0" r="0" b="0"/>
+                  <wp:docPr id="219225817" name="Picture 2"/>
+                  <wp:cNvGraphicFramePr>
+                    <a:graphicFrameLocks xmlns:a="http://schemas.openxmlformats.org/drawingml/2006/main" noChangeAspect="1"/>
+                  </wp:cNvGraphicFramePr>
+                  <a:graphic xmlns:a="http://schemas.openxmlformats.org/drawingml/2006/main">
+                    <a:graphicData uri="http://schemas.openxmlformats.org/drawingml/2006/picture">
+                      <pic:pic xmlns:pic="http://schemas.openxmlformats.org/drawingml/2006/picture">
+                        <pic:nvPicPr>
+                          <pic:cNvPr id="0" name="Picture 4"/>
+                          <pic:cNvPicPr>
+                            <a:picLocks noChangeAspect="1" noChangeArrowheads="1"/>
+                          </pic:cNvPicPr>
+                        </pic:nvPicPr>
+                        <pic:blipFill>
+                          <a:blip r:embed="rId22" cstate="print">
+                            <a:extLst>
+                              <a:ext uri="{28A0092B-C50C-407E-A947-70E740481C1C}">
+                                <a14:useLocalDpi xmlns:a14="http://schemas.microsoft.com/office/drawing/2010/main" val="0"/>
+                              </a:ext>
+                            </a:extLst>
+                          </a:blip>
+                          <a:srcRect/>
+                          <a:stretch>
+                            <a:fillRect/>
+                          </a:stretch>
+                        </pic:blipFill>
+                        <pic:spPr bwMode="auto">
+                          <a:xfrm>
+                            <a:off x="0" y="0"/>
+                            <a:ext cx="3439843" cy="2580552"/>
+                          </a:xfrm>
+                          <a:prstGeom prst="rect">
+                            <a:avLst/>
+                          </a:prstGeom>
+                          <a:noFill/>
+                          <a:ln>
+                            <a:noFill/>
+                          </a:ln>
+                        </pic:spPr>
+                      </pic:pic>
+                    </a:graphicData>
+                  </a:graphic>
+                </wp:inline>
+              </w:drawing>
+            </w:r>
           </w:p>
         </w:tc>
       </w:tr>
@@ -9350,6 +9666,59 @@
                 <w:sz w:val="20"/>
               </w:rPr>
             </w:pPr>
+            <w:r>
+              <w:rPr>
+                <w:noProof/>
+              </w:rPr>
+              <w:drawing>
+                <wp:inline distT="0" distB="0" distL="0" distR="0" wp14:anchorId="62B4A145" wp14:editId="045C1B38">
+                  <wp:extent cx="4077335" cy="3068320"/>
+                  <wp:effectExtent l="0" t="0" r="0" b="0"/>
+                  <wp:docPr id="531835558" name="Picture 4"/>
+                  <wp:cNvGraphicFramePr>
+                    <a:graphicFrameLocks xmlns:a="http://schemas.openxmlformats.org/drawingml/2006/main" noChangeAspect="1"/>
+                  </wp:cNvGraphicFramePr>
+                  <a:graphic xmlns:a="http://schemas.openxmlformats.org/drawingml/2006/main">
+                    <a:graphicData uri="http://schemas.openxmlformats.org/drawingml/2006/picture">
+                      <pic:pic xmlns:pic="http://schemas.openxmlformats.org/drawingml/2006/picture">
+                        <pic:nvPicPr>
+                          <pic:cNvPr id="0" name="Picture 8"/>
+                          <pic:cNvPicPr>
+                            <a:picLocks noChangeAspect="1" noChangeArrowheads="1"/>
+                          </pic:cNvPicPr>
+                        </pic:nvPicPr>
+                        <pic:blipFill>
+                          <a:blip r:embed="rId23" cstate="print">
+                            <a:extLst>
+                              <a:ext uri="{28A0092B-C50C-407E-A947-70E740481C1C}">
+                                <a14:useLocalDpi xmlns:a14="http://schemas.microsoft.com/office/drawing/2010/main" val="0"/>
+                              </a:ext>
+                            </a:extLst>
+                          </a:blip>
+                          <a:srcRect/>
+                          <a:stretch>
+                            <a:fillRect/>
+                          </a:stretch>
+                        </pic:blipFill>
+                        <pic:spPr bwMode="auto">
+                          <a:xfrm>
+                            <a:off x="0" y="0"/>
+                            <a:ext cx="4077335" cy="3068320"/>
+                          </a:xfrm>
+                          <a:prstGeom prst="rect">
+                            <a:avLst/>
+                          </a:prstGeom>
+                          <a:noFill/>
+                          <a:ln>
+                            <a:noFill/>
+                          </a:ln>
+                        </pic:spPr>
+                      </pic:pic>
+                    </a:graphicData>
+                  </a:graphic>
+                </wp:inline>
+              </w:drawing>
+            </w:r>
           </w:p>
         </w:tc>
       </w:tr>
@@ -9413,11 +9782,19 @@
           <w:sz w:val="20"/>
         </w:rPr>
       </w:pPr>
+      <w:proofErr w:type="spellStart"/>
       <w:r>
         <w:rPr>
           <w:sz w:val="20"/>
         </w:rPr>
-        <w:t>pg no. 151-157. New York: Oxford University Press, 2010.</w:t>
+        <w:t>pg</w:t>
+      </w:r>
+      <w:proofErr w:type="spellEnd"/>
+      <w:r>
+        <w:rPr>
+          <w:sz w:val="20"/>
+        </w:rPr>
+        <w:t xml:space="preserve"> no. 151-157. New York: Oxford University Press, 2010.</w:t>
       </w:r>
     </w:p>
     <w:p>
@@ -9485,6 +9862,7 @@
           <w:sz w:val="20"/>
         </w:rPr>
       </w:pPr>
+      <w:proofErr w:type="spellStart"/>
       <w:r>
         <w:rPr>
           <w:sz w:val="20"/>
@@ -9495,7 +9873,14 @@
         <w:rPr>
           <w:sz w:val="20"/>
         </w:rPr>
-        <w:t>tion/analog_communication_dsbsc_modulation.htm. [Accessed: 31-May-2019].</w:t>
+        <w:t>tion</w:t>
+      </w:r>
+      <w:proofErr w:type="spellEnd"/>
+      <w:r>
+        <w:rPr>
+          <w:sz w:val="20"/>
+        </w:rPr>
+        <w:t>/analog_communication_dsbsc_modulation.htm. [Accessed: 31-May-2019].</w:t>
       </w:r>
     </w:p>
     <w:p>
@@ -9695,14 +10080,28 @@
           <w:rFonts w:asciiTheme="minorHAnsi" w:hAnsiTheme="minorHAnsi" w:cstheme="minorHAnsi"/>
           <w:b/>
         </w:rPr>
-        <w:lastRenderedPageBreak/>
-        <w:t>Name &amp; ID</w:t>
-      </w:r>
+        <w:t xml:space="preserve">Name &amp; </w:t>
+      </w:r>
+      <w:proofErr w:type="gramStart"/>
       <w:r>
         <w:rPr>
           <w:rFonts w:asciiTheme="minorHAnsi" w:hAnsiTheme="minorHAnsi" w:cstheme="minorHAnsi"/>
-        </w:rPr>
-        <w:t xml:space="preserve">:______________________________                                                        </w:t>
+          <w:b/>
+        </w:rPr>
+        <w:t>ID</w:t>
+      </w:r>
+      <w:r>
+        <w:rPr>
+          <w:rFonts w:asciiTheme="minorHAnsi" w:hAnsiTheme="minorHAnsi" w:cstheme="minorHAnsi"/>
+        </w:rPr>
+        <w:t>:_</w:t>
+      </w:r>
+      <w:proofErr w:type="gramEnd"/>
+      <w:r>
+        <w:rPr>
+          <w:rFonts w:asciiTheme="minorHAnsi" w:hAnsiTheme="minorHAnsi" w:cstheme="minorHAnsi"/>
+        </w:rPr>
+        <w:t xml:space="preserve">_____________________________                                                        </w:t>
       </w:r>
       <w:r>
         <w:rPr>
@@ -10109,7 +10508,7 @@
               <o:lock v:ext="edit" aspectratio="t"/>
             </v:shapetype>
             <v:shape id="Picture 455" o:spid="_x0000_s2074" type="#_x0000_t75" style="position:absolute;left:43829;top:381;width:14674;height:14706;visibility:visible;mso-wrap-style:square" o:gfxdata="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">
-              <v:imagedata r:id="rId18" o:title=""/>
+              <v:imagedata r:id="rId24" o:title=""/>
             </v:shape>
             <w10:anchorlock/>
           </v:group>
@@ -10942,7 +11341,25 @@
                       <w:b/>
                       <w:lang w:eastAsia="zh-CN"/>
                     </w:rPr>
-                    <w:t xml:space="preserve"> Obt. </w:t>
+                    <w:t xml:space="preserve"> </w:t>
+                  </w:r>
+                  <w:proofErr w:type="spellStart"/>
+                  <w:r>
+                    <w:rPr>
+                      <w:rFonts w:asciiTheme="minorHAnsi" w:eastAsia="SimSun" w:hAnsiTheme="minorHAnsi" w:cstheme="minorHAnsi"/>
+                      <w:b/>
+                      <w:lang w:eastAsia="zh-CN"/>
+                    </w:rPr>
+                    <w:t>Obt</w:t>
+                  </w:r>
+                  <w:proofErr w:type="spellEnd"/>
+                  <w:r>
+                    <w:rPr>
+                      <w:rFonts w:asciiTheme="minorHAnsi" w:eastAsia="SimSun" w:hAnsiTheme="minorHAnsi" w:cstheme="minorHAnsi"/>
+                      <w:b/>
+                      <w:lang w:eastAsia="zh-CN"/>
+                    </w:rPr>
+                    <w:t xml:space="preserve">. </w:t>
                   </w:r>
                 </w:p>
               </w:tc>
@@ -11077,6 +11494,7 @@
           <w:szCs w:val="20"/>
           <w:lang w:bidi="ar-SA"/>
         </w:rPr>
+        <w:lastRenderedPageBreak/>
         <w:t>Lab Evaluation Assessment Rubric</w:t>
       </w:r>
     </w:p>
@@ -14614,6 +15032,10 @@
 </FormTemplates>
 </file>
 
+<file path=customXml/item4.xml><?xml version="1.0" encoding="utf-8"?>
+<b:Sources xmlns:b="http://schemas.openxmlformats.org/officeDocument/2006/bibliography" xmlns="http://schemas.openxmlformats.org/officeDocument/2006/bibliography" SelectedStyle="\APASixthEditionOfficeOnline.xsl" StyleName="APA" Version="6"/>
+</file>
+
 <file path=customXml/itemProps1.xml><?xml version="1.0" encoding="utf-8"?>
 <ds:datastoreItem xmlns:ds="http://schemas.openxmlformats.org/officeDocument/2006/customXml" ds:itemID="{ACC2A840-3532-4FF1-9B18-3C0E7954832E}">
   <ds:schemaRefs>
@@ -14650,4 +15072,12 @@
     <ds:schemaRef ds:uri="http://schemas.microsoft.com/sharepoint/v3/contenttype/forms"/>
   </ds:schemaRefs>
 </ds:datastoreItem>
+</file>
+
+<file path=customXml/itemProps4.xml><?xml version="1.0" encoding="utf-8"?>
+<ds:datastoreItem xmlns:ds="http://schemas.openxmlformats.org/officeDocument/2006/customXml" ds:itemID="{88FB7639-F8AF-492D-8713-88847F264A85}">
+  <ds:schemaRefs>
+    <ds:schemaRef ds:uri="http://schemas.openxmlformats.org/officeDocument/2006/bibliography"/>
+  </ds:schemaRefs>
+</ds:datastoreItem>
 </file>